--- a/assets/docs/pact-lab-job-advertisements.docx
+++ b/assets/docs/pact-lab-job-advertisements.docx
@@ -504,7 +504,7 @@
           <w:sz w:val="32"/>
           <w:szCs w:val="32"/>
         </w:rPr>
-        <w:t>PACT Lab Associate (Research, Engagement &amp; Implementation)</w:t>
+        <w:t>Research Assistant / Research Associate — PACT Lab Associate (Research, Engagement &amp; Implementation)</w:t>
       </w:r>
     </w:p>
     <w:p>
@@ -601,7 +601,7 @@
         <w:jc w:val="both"/>
       </w:pPr>
       <w:r>
-        <w:t>PACT Lab (Patient and public Action, Collaboration, and Trust in Research) invites applications for a PACT Lab Associate (Research, Engagement &amp; Implementation). The role is a joint CBmE–NUHS appointment based in Singapore, working across both institutions.</w:t>
+        <w:t>PACT Lab (Patient and public Action, Collaboration, and Trust in Research) invites applications for a Research Assistant / Research Associate — PACT Lab Associate (Research, Engagement &amp; Implementation). The role is a joint CBmE–NUHS appointment based in Singapore, working across both institutions. The post is advertised at Research Assistant or Research Associate level; the grade of appointment will be set by the successful applicant’s qualifications and experience.</w:t>
       </w:r>
     </w:p>
     <w:p>
@@ -792,7 +792,7 @@
         <w:spacing w:before="30" w:after="30" w:line="276" w:lineRule="atLeast"/>
       </w:pPr>
       <w:r>
-        <w:t>Bachelor’s degree in a relevant field</w:t>
+        <w:t>A bachelor’s degree in a relevant field for appointment at Research Assistant level, or a postgraduate degree for appointment at Research Associate level</w:t>
       </w:r>
     </w:p>
     <w:p>
